--- a/public/fun/forms/이력서_물류·구매_6_NCS형.docx
+++ b/public/fun/forms/이력서_물류·구매_6_NCS형.docx
@@ -483,7 +483,19 @@
             <w:tcW w:type="dxa" w:w="2085"/>
             <w:vAlign w:val="center"/>
           </w:tcPr>
-          <w:p/>
+          <w:p>
+            <w:pPr>
+              <w:spacing w:before="0" w:after="0"/>
+              <w:jc w:val="left"/>
+            </w:pPr>
+            <w:r>
+              <w:rPr>
+                <w:color w:val="A9B0B8"/>
+                <w:sz w:val="16"/>
+              </w:rPr>
+              <w:t>예) 2023.05.</w:t>
+            </w:r>
+          </w:p>
         </w:tc>
         <w:tc>
           <w:tcPr>
@@ -497,7 +509,19 @@
             <w:tcW w:type="dxa" w:w="4155"/>
             <w:vAlign w:val="center"/>
           </w:tcPr>
-          <w:p/>
+          <w:p>
+            <w:pPr>
+              <w:spacing w:before="0" w:after="0"/>
+              <w:jc w:val="left"/>
+            </w:pPr>
+            <w:r>
+              <w:rPr>
+                <w:color w:val="A9B0B8"/>
+                <w:sz w:val="16"/>
+              </w:rPr>
+              <w:t>배운 점 · 활동 내용</w:t>
+            </w:r>
+          </w:p>
         </w:tc>
       </w:tr>
       <w:tr>
@@ -835,7 +859,19 @@
             <w:tcW w:type="dxa" w:w="2085"/>
             <w:vAlign w:val="center"/>
           </w:tcPr>
-          <w:p/>
+          <w:p>
+            <w:pPr>
+              <w:spacing w:before="0" w:after="0"/>
+              <w:jc w:val="left"/>
+            </w:pPr>
+            <w:r>
+              <w:rPr>
+                <w:color w:val="A9B0B8"/>
+                <w:sz w:val="16"/>
+              </w:rPr>
+              <w:t>예) 2022.03 ~ 2024.02</w:t>
+            </w:r>
+          </w:p>
         </w:tc>
         <w:tc>
           <w:tcPr>
@@ -849,14 +885,38 @@
             <w:tcW w:type="dxa" w:w="2775"/>
             <w:vAlign w:val="center"/>
           </w:tcPr>
-          <w:p/>
+          <w:p>
+            <w:pPr>
+              <w:spacing w:before="0" w:after="0"/>
+              <w:jc w:val="left"/>
+            </w:pPr>
+            <w:r>
+              <w:rPr>
+                <w:color w:val="A9B0B8"/>
+                <w:sz w:val="16"/>
+              </w:rPr>
+              <w:t>사원</w:t>
+            </w:r>
+          </w:p>
         </w:tc>
         <w:tc>
           <w:tcPr>
             <w:tcW w:type="dxa" w:w="2775"/>
             <w:vAlign w:val="center"/>
           </w:tcPr>
-          <w:p/>
+          <w:p>
+            <w:pPr>
+              <w:spacing w:before="0" w:after="0"/>
+              <w:jc w:val="left"/>
+            </w:pPr>
+            <w:r>
+              <w:rPr>
+                <w:color w:val="A9B0B8"/>
+                <w:sz w:val="16"/>
+              </w:rPr>
+              <w:t>맡은 일 + 숫자 성과</w:t>
+            </w:r>
+          </w:p>
         </w:tc>
       </w:tr>
       <w:tr>

--- a/public/fun/forms/이력서_물류·구매_6_NCS형.docx
+++ b/public/fun/forms/이력서_물류·구매_6_NCS형.docx
@@ -109,10 +109,10 @@
       </w:tblPr>
       <w:tblGrid>
         <w:gridCol w:w="1695"/>
-        <w:gridCol w:w="1200"/>
+        <w:gridCol w:w="1230"/>
         <w:gridCol w:w="3255"/>
-        <w:gridCol w:w="1200"/>
-        <w:gridCol w:w="3060"/>
+        <w:gridCol w:w="1230"/>
+        <w:gridCol w:w="3000"/>
       </w:tblGrid>
       <w:tr>
         <w:trPr>
@@ -143,7 +143,7 @@
         </w:tc>
         <w:tc>
           <w:tcPr>
-            <w:tcW w:type="dxa" w:w="1200"/>
+            <w:tcW w:type="dxa" w:w="1230"/>
             <w:shd w:val="clear" w:color="auto" w:fill="F3F3F5"/>
             <w:vAlign w:val="center"/>
           </w:tcPr>
@@ -171,7 +171,7 @@
         </w:tc>
         <w:tc>
           <w:tcPr>
-            <w:tcW w:type="dxa" w:w="1200"/>
+            <w:tcW w:type="dxa" w:w="1230"/>
             <w:shd w:val="clear" w:color="auto" w:fill="F3F3F5"/>
             <w:vAlign w:val="center"/>
           </w:tcPr>
@@ -192,7 +192,7 @@
         </w:tc>
         <w:tc>
           <w:tcPr>
-            <w:tcW w:type="dxa" w:w="3060"/>
+            <w:tcW w:type="dxa" w:w="3000"/>
             <w:vAlign w:val="center"/>
           </w:tcPr>
           <w:p/>
@@ -212,7 +212,7 @@
         </w:tc>
         <w:tc>
           <w:tcPr>
-            <w:tcW w:type="dxa" w:w="1200"/>
+            <w:tcW w:type="dxa" w:w="1230"/>
             <w:shd w:val="clear" w:color="auto" w:fill="F3F3F5"/>
             <w:vAlign w:val="center"/>
           </w:tcPr>
@@ -240,7 +240,7 @@
         </w:tc>
         <w:tc>
           <w:tcPr>
-            <w:tcW w:type="dxa" w:w="1200"/>
+            <w:tcW w:type="dxa" w:w="1230"/>
             <w:shd w:val="clear" w:color="auto" w:fill="F3F3F5"/>
             <w:vAlign w:val="center"/>
           </w:tcPr>
@@ -261,7 +261,7 @@
         </w:tc>
         <w:tc>
           <w:tcPr>
-            <w:tcW w:type="dxa" w:w="3060"/>
+            <w:tcW w:type="dxa" w:w="3000"/>
             <w:vAlign w:val="center"/>
           </w:tcPr>
           <w:p/>
@@ -281,7 +281,7 @@
         </w:tc>
         <w:tc>
           <w:tcPr>
-            <w:tcW w:type="dxa" w:w="1200"/>
+            <w:tcW w:type="dxa" w:w="1230"/>
             <w:shd w:val="clear" w:color="auto" w:fill="F3F3F5"/>
             <w:vAlign w:val="center"/>
           </w:tcPr>
@@ -309,7 +309,7 @@
         </w:tc>
         <w:tc>
           <w:tcPr>
-            <w:tcW w:type="dxa" w:w="1200"/>
+            <w:tcW w:type="dxa" w:w="1230"/>
             <w:shd w:val="clear" w:color="auto" w:fill="F3F3F5"/>
             <w:vAlign w:val="center"/>
           </w:tcPr>
@@ -330,7 +330,7 @@
         </w:tc>
         <w:tc>
           <w:tcPr>
-            <w:tcW w:type="dxa" w:w="3060"/>
+            <w:tcW w:type="dxa" w:w="3000"/>
             <w:vAlign w:val="center"/>
           </w:tcPr>
           <w:p/>
@@ -1072,7 +1072,9 @@
                 <w:color w:val="2F3741"/>
                 <w:sz w:val="19"/>
               </w:rPr>
-              <w:t>시스템 · 프로그램</w:t>
+              <w:t>시스템 ·</w:t>
+              <w:br/>
+              <w:t>프로그램</w:t>
             </w:r>
           </w:p>
         </w:tc>
@@ -1253,10 +1255,10 @@
         <w:tblLook w:firstColumn="1" w:firstRow="1" w:lastColumn="0" w:lastRow="0" w:noHBand="0" w:noVBand="1" w:val="04A0"/>
       </w:tblPr>
       <w:tblGrid>
-        <w:gridCol w:w="1380"/>
-        <w:gridCol w:w="3825"/>
-        <w:gridCol w:w="1380"/>
-        <w:gridCol w:w="3825"/>
+        <w:gridCol w:w="1545"/>
+        <w:gridCol w:w="3660"/>
+        <w:gridCol w:w="1545"/>
+        <w:gridCol w:w="3660"/>
       </w:tblGrid>
       <w:tr>
         <w:trPr>
@@ -1265,7 +1267,7 @@
         </w:trPr>
         <w:tc>
           <w:tcPr>
-            <w:tcW w:type="dxa" w:w="1380"/>
+            <w:tcW w:type="dxa" w:w="1545"/>
             <w:shd w:val="clear" w:color="auto" w:fill="F3F3F5"/>
             <w:vAlign w:val="center"/>
           </w:tcPr>
@@ -1286,14 +1288,14 @@
         </w:tc>
         <w:tc>
           <w:tcPr>
-            <w:tcW w:type="dxa" w:w="3825"/>
+            <w:tcW w:type="dxa" w:w="3660"/>
             <w:vAlign w:val="center"/>
           </w:tcPr>
           <w:p/>
         </w:tc>
         <w:tc>
           <w:tcPr>
-            <w:tcW w:type="dxa" w:w="1380"/>
+            <w:tcW w:type="dxa" w:w="1545"/>
             <w:shd w:val="clear" w:color="auto" w:fill="F3F3F5"/>
             <w:vAlign w:val="center"/>
           </w:tcPr>
@@ -1314,7 +1316,7 @@
         </w:tc>
         <w:tc>
           <w:tcPr>
-            <w:tcW w:type="dxa" w:w="3825"/>
+            <w:tcW w:type="dxa" w:w="3660"/>
             <w:vAlign w:val="center"/>
           </w:tcPr>
           <w:p/>
@@ -1327,7 +1329,7 @@
         </w:trPr>
         <w:tc>
           <w:tcPr>
-            <w:tcW w:type="dxa" w:w="1380"/>
+            <w:tcW w:type="dxa" w:w="1545"/>
             <w:shd w:val="clear" w:color="auto" w:fill="F3F3F5"/>
             <w:vAlign w:val="center"/>
           </w:tcPr>
@@ -1342,13 +1344,15 @@
                 <w:color w:val="2F3741"/>
                 <w:sz w:val="19"/>
               </w:rPr>
-              <w:t>방법 · 결과 (전후 수치)</w:t>
+              <w:t>방법 · 결과</w:t>
+              <w:br/>
+              <w:t>(전후 수치)</w:t>
             </w:r>
           </w:p>
         </w:tc>
         <w:tc>
           <w:tcPr>
-            <w:tcW w:type="dxa" w:w="9030"/>
+            <w:tcW w:type="dxa" w:w="8865"/>
             <w:gridSpan w:val="3"/>
           </w:tcPr>
           <w:p/>
@@ -1408,10 +1412,10 @@
         <w:tblLook w:firstColumn="1" w:firstRow="1" w:lastColumn="0" w:lastRow="0" w:noHBand="0" w:noVBand="1" w:val="04A0"/>
       </w:tblPr>
       <w:tblGrid>
-        <w:gridCol w:w="1380"/>
-        <w:gridCol w:w="3825"/>
-        <w:gridCol w:w="1380"/>
-        <w:gridCol w:w="3825"/>
+        <w:gridCol w:w="1545"/>
+        <w:gridCol w:w="3660"/>
+        <w:gridCol w:w="1545"/>
+        <w:gridCol w:w="3660"/>
       </w:tblGrid>
       <w:tr>
         <w:trPr>
@@ -1420,7 +1424,7 @@
         </w:trPr>
         <w:tc>
           <w:tcPr>
-            <w:tcW w:type="dxa" w:w="1380"/>
+            <w:tcW w:type="dxa" w:w="1545"/>
             <w:shd w:val="clear" w:color="auto" w:fill="F3F3F5"/>
             <w:vAlign w:val="center"/>
           </w:tcPr>
@@ -1441,13 +1445,13 @@
         </w:tc>
         <w:tc>
           <w:tcPr>
-            <w:tcW w:type="dxa" w:w="3825"/>
+            <w:tcW w:type="dxa" w:w="3660"/>
           </w:tcPr>
           <w:p/>
         </w:tc>
         <w:tc>
           <w:tcPr>
-            <w:tcW w:type="dxa" w:w="1380"/>
+            <w:tcW w:type="dxa" w:w="1545"/>
             <w:shd w:val="clear" w:color="auto" w:fill="F3F3F5"/>
             <w:vAlign w:val="center"/>
           </w:tcPr>
@@ -1468,7 +1472,7 @@
         </w:tc>
         <w:tc>
           <w:tcPr>
-            <w:tcW w:type="dxa" w:w="3825"/>
+            <w:tcW w:type="dxa" w:w="3660"/>
           </w:tcPr>
           <w:p/>
         </w:tc>
@@ -1480,7 +1484,7 @@
         </w:trPr>
         <w:tc>
           <w:tcPr>
-            <w:tcW w:type="dxa" w:w="1380"/>
+            <w:tcW w:type="dxa" w:w="1545"/>
             <w:shd w:val="clear" w:color="auto" w:fill="F3F3F5"/>
             <w:vAlign w:val="center"/>
           </w:tcPr>
@@ -1501,13 +1505,13 @@
         </w:tc>
         <w:tc>
           <w:tcPr>
-            <w:tcW w:type="dxa" w:w="3825"/>
+            <w:tcW w:type="dxa" w:w="3660"/>
           </w:tcPr>
           <w:p/>
         </w:tc>
         <w:tc>
           <w:tcPr>
-            <w:tcW w:type="dxa" w:w="1380"/>
+            <w:tcW w:type="dxa" w:w="1545"/>
             <w:shd w:val="clear" w:color="auto" w:fill="F3F3F5"/>
             <w:vAlign w:val="center"/>
           </w:tcPr>
@@ -1522,13 +1526,15 @@
                 <w:color w:val="2F3741"/>
                 <w:sz w:val="18"/>
               </w:rPr>
-              <w:t>사용 기술 · 도구</w:t>
+              <w:t>사용 기술 ·</w:t>
+              <w:br/>
+              <w:t>도구</w:t>
             </w:r>
           </w:p>
         </w:tc>
         <w:tc>
           <w:tcPr>
-            <w:tcW w:type="dxa" w:w="3825"/>
+            <w:tcW w:type="dxa" w:w="3660"/>
           </w:tcPr>
           <w:p/>
         </w:tc>
@@ -1540,7 +1546,7 @@
         </w:trPr>
         <w:tc>
           <w:tcPr>
-            <w:tcW w:type="dxa" w:w="1380"/>
+            <w:tcW w:type="dxa" w:w="1545"/>
             <w:shd w:val="clear" w:color="auto" w:fill="F3F3F5"/>
             <w:vAlign w:val="center"/>
           </w:tcPr>
@@ -1561,7 +1567,7 @@
         </w:tc>
         <w:tc>
           <w:tcPr>
-            <w:tcW w:type="dxa" w:w="9030"/>
+            <w:tcW w:type="dxa" w:w="8865"/>
             <w:gridSpan w:val="3"/>
           </w:tcPr>
           <w:p/>
@@ -1574,7 +1580,7 @@
         </w:trPr>
         <w:tc>
           <w:tcPr>
-            <w:tcW w:type="dxa" w:w="1380"/>
+            <w:tcW w:type="dxa" w:w="1545"/>
             <w:shd w:val="clear" w:color="auto" w:fill="F3F3F5"/>
             <w:vAlign w:val="center"/>
           </w:tcPr>
@@ -1595,7 +1601,7 @@
         </w:tc>
         <w:tc>
           <w:tcPr>
-            <w:tcW w:type="dxa" w:w="9030"/>
+            <w:tcW w:type="dxa" w:w="8865"/>
             <w:gridSpan w:val="3"/>
           </w:tcPr>
           <w:p/>
@@ -1629,10 +1635,10 @@
         <w:tblLook w:firstColumn="1" w:firstRow="1" w:lastColumn="0" w:lastRow="0" w:noHBand="0" w:noVBand="1" w:val="04A0"/>
       </w:tblPr>
       <w:tblGrid>
-        <w:gridCol w:w="1380"/>
-        <w:gridCol w:w="3825"/>
-        <w:gridCol w:w="1380"/>
-        <w:gridCol w:w="3825"/>
+        <w:gridCol w:w="1545"/>
+        <w:gridCol w:w="3660"/>
+        <w:gridCol w:w="1545"/>
+        <w:gridCol w:w="3660"/>
       </w:tblGrid>
       <w:tr>
         <w:trPr>
@@ -1641,7 +1647,7 @@
         </w:trPr>
         <w:tc>
           <w:tcPr>
-            <w:tcW w:type="dxa" w:w="1380"/>
+            <w:tcW w:type="dxa" w:w="1545"/>
             <w:shd w:val="clear" w:color="auto" w:fill="F3F3F5"/>
             <w:vAlign w:val="center"/>
           </w:tcPr>
@@ -1662,13 +1668,13 @@
         </w:tc>
         <w:tc>
           <w:tcPr>
-            <w:tcW w:type="dxa" w:w="3825"/>
+            <w:tcW w:type="dxa" w:w="3660"/>
           </w:tcPr>
           <w:p/>
         </w:tc>
         <w:tc>
           <w:tcPr>
-            <w:tcW w:type="dxa" w:w="1380"/>
+            <w:tcW w:type="dxa" w:w="1545"/>
             <w:shd w:val="clear" w:color="auto" w:fill="F3F3F5"/>
             <w:vAlign w:val="center"/>
           </w:tcPr>
@@ -1689,7 +1695,7 @@
         </w:tc>
         <w:tc>
           <w:tcPr>
-            <w:tcW w:type="dxa" w:w="3825"/>
+            <w:tcW w:type="dxa" w:w="3660"/>
           </w:tcPr>
           <w:p/>
         </w:tc>
@@ -1701,7 +1707,7 @@
         </w:trPr>
         <w:tc>
           <w:tcPr>
-            <w:tcW w:type="dxa" w:w="1380"/>
+            <w:tcW w:type="dxa" w:w="1545"/>
             <w:shd w:val="clear" w:color="auto" w:fill="F3F3F5"/>
             <w:vAlign w:val="center"/>
           </w:tcPr>
@@ -1722,13 +1728,13 @@
         </w:tc>
         <w:tc>
           <w:tcPr>
-            <w:tcW w:type="dxa" w:w="3825"/>
+            <w:tcW w:type="dxa" w:w="3660"/>
           </w:tcPr>
           <w:p/>
         </w:tc>
         <w:tc>
           <w:tcPr>
-            <w:tcW w:type="dxa" w:w="1380"/>
+            <w:tcW w:type="dxa" w:w="1545"/>
             <w:shd w:val="clear" w:color="auto" w:fill="F3F3F5"/>
             <w:vAlign w:val="center"/>
           </w:tcPr>
@@ -1743,13 +1749,15 @@
                 <w:color w:val="2F3741"/>
                 <w:sz w:val="18"/>
               </w:rPr>
-              <w:t>사용 기술 · 도구</w:t>
+              <w:t>사용 기술 ·</w:t>
+              <w:br/>
+              <w:t>도구</w:t>
             </w:r>
           </w:p>
         </w:tc>
         <w:tc>
           <w:tcPr>
-            <w:tcW w:type="dxa" w:w="3825"/>
+            <w:tcW w:type="dxa" w:w="3660"/>
           </w:tcPr>
           <w:p/>
         </w:tc>
@@ -1761,7 +1769,7 @@
         </w:trPr>
         <w:tc>
           <w:tcPr>
-            <w:tcW w:type="dxa" w:w="1380"/>
+            <w:tcW w:type="dxa" w:w="1545"/>
             <w:shd w:val="clear" w:color="auto" w:fill="F3F3F5"/>
             <w:vAlign w:val="center"/>
           </w:tcPr>
@@ -1782,7 +1790,7 @@
         </w:tc>
         <w:tc>
           <w:tcPr>
-            <w:tcW w:type="dxa" w:w="9030"/>
+            <w:tcW w:type="dxa" w:w="8865"/>
             <w:gridSpan w:val="3"/>
           </w:tcPr>
           <w:p/>
@@ -1795,7 +1803,7 @@
         </w:trPr>
         <w:tc>
           <w:tcPr>
-            <w:tcW w:type="dxa" w:w="1380"/>
+            <w:tcW w:type="dxa" w:w="1545"/>
             <w:shd w:val="clear" w:color="auto" w:fill="F3F3F5"/>
             <w:vAlign w:val="center"/>
           </w:tcPr>
@@ -1816,7 +1824,7 @@
         </w:tc>
         <w:tc>
           <w:tcPr>
-            <w:tcW w:type="dxa" w:w="9030"/>
+            <w:tcW w:type="dxa" w:w="8865"/>
             <w:gridSpan w:val="3"/>
           </w:tcPr>
           <w:p/>

--- a/public/fun/forms/이력서_물류·구매_6_NCS형.docx
+++ b/public/fun/forms/이력서_물류·구매_6_NCS형.docx
@@ -493,7 +493,7 @@
                 <w:color w:val="A9B0B8"/>
                 <w:sz w:val="16"/>
               </w:rPr>
-              <w:t>예) 2023.05.</w:t>
+              <w:t>예) ○○○○.○○.</w:t>
             </w:r>
           </w:p>
         </w:tc>
@@ -869,7 +869,7 @@
                 <w:color w:val="A9B0B8"/>
                 <w:sz w:val="16"/>
               </w:rPr>
-              <w:t>예) 2022.03 ~ 2024.02</w:t>
+              <w:t>예) ○○○○.○○ ~ ○○○○.○○</w:t>
             </w:r>
           </w:p>
         </w:tc>
@@ -1846,7 +1846,7 @@
         <w:rPr>
           <w:sz w:val="19"/>
         </w:rPr>
-        <w:t>위 내용은 사실과 다름이 없음을 확인합니다.     20      년      월      일     작성자 :  ______________  (서명)</w:t>
+        <w:t>위 내용은 사실과 다름이 없음을 확인합니다.           년      월      일     작성자 :  ______________  (서명)</w:t>
       </w:r>
     </w:p>
     <w:p>
@@ -2112,7 +2112,7 @@
                 <w:color w:val="545F6E"/>
                 <w:sz w:val="19"/>
               </w:rPr>
-              <w:t>2021~현재 · ○○물류센터 · 일 출고 3,000건 · 재고 정확도 96% → 99.2%, 운송비 연 7% 절감</w:t>
+              <w:t>기간 입력 · ○○물류센터 · 일 출고 3,000건 · 재고 정확도 96% → 99.2%, 운송비 연 7% 절감</w:t>
             </w:r>
           </w:p>
         </w:tc>
